--- a/reports/EASY_UNDERSTANDING_GUIDE.docx
+++ b/reports/EASY_UNDERSTANDING_GUIDE.docx
@@ -1044,7 +1044,7 @@
           <w:b/>
           <w:i w:val="0"/>
         </w:rPr>
-        <w:t>Result: the main shaded path is covered by shade 99.2% of all daylight hours in the year.</w:t>
+        <w:t>Result: the main shaded path is covered by shade 69.6% of all daylight hours in the year.</w:t>
       </w:r>
       <w:r>
         <w:rPr>
